--- a/downloads/teacher/04 Units/Unit 01 - Nutrition and Wellness - Kitchen Skills and Smart Eating/Lesson 01.20 - Budget Meal Lab.docx
+++ b/downloads/teacher/04 Units/Unit 01 - Nutrition and Wellness - Kitchen Skills and Smart Eating/Lesson 01.20 - Budget Meal Lab.docx
@@ -286,11 +286,17 @@
       <w:r>
         <w:t xml:space="preserve">By the end of this lesson, students will be able to:</w:t>
       </w:r>
-      <w:r>
-        <w:t xml:space="preserve"> </w:t>
-      </w:r>
-      <w:r>
-        <w:t xml:space="preserve">1. (Low) Given the team’s plan, write a station card (ingredients scaled for seven tasting portions, eight to ten steps, roles, a five-minute-block flowchart, safety reminders, and a</w:t>
+    </w:p>
+    <w:p>
+      <w:pPr>
+        <w:numPr>
+          <w:ilvl w:val="0"/>
+          <w:numId w:val="1002"/>
+        </w:numPr>
+        <w:pStyle w:val="Compact"/>
+      </w:pPr>
+      <w:r>
+        <w:t xml:space="preserve">(Low) Given the team’s plan, write a station card (ingredients scaled for seven tasting portions, eight to ten steps, roles, a five-minute-block flowchart, safety reminders, and a</w:t>
       </w:r>
       <w:r>
         <w:t xml:space="preserve"> </w:t>
@@ -310,17 +316,29 @@
       <w:r>
         <w:t xml:space="preserve">line) that the teacher can approve.</w:t>
       </w:r>
-      <w:r>
-        <w:t xml:space="preserve"> </w:t>
-      </w:r>
-      <w:r>
-        <w:t xml:space="preserve">2. (Mid) Working in a role at a station, prepare, plate, and serve the team’s dish in 40 minutes following the safety and sanitation rules of the Kitchen Safety Contract, with the station clean and checked at the bell.</w:t>
-      </w:r>
-      <w:r>
-        <w:t xml:space="preserve"> </w:t>
-      </w:r>
-      <w:r>
-        <w:t xml:space="preserve">3. (High) At the end of Day 2, evaluate the team’s own lab on the lab rubric (safety, the dish, teamwork) and write one change the team would make if it cooked the dish again.</w:t>
+    </w:p>
+    <w:p>
+      <w:pPr>
+        <w:numPr>
+          <w:ilvl w:val="0"/>
+          <w:numId w:val="1002"/>
+        </w:numPr>
+        <w:pStyle w:val="Compact"/>
+      </w:pPr>
+      <w:r>
+        <w:t xml:space="preserve">(Mid) Working in a role at a station, prepare, plate, and serve the team’s dish in 40 minutes following the safety and sanitation rules of the Kitchen Safety Contract, with the station clean and checked at the bell.</w:t>
+      </w:r>
+    </w:p>
+    <w:p>
+      <w:pPr>
+        <w:numPr>
+          <w:ilvl w:val="0"/>
+          <w:numId w:val="1002"/>
+        </w:numPr>
+        <w:pStyle w:val="Compact"/>
+      </w:pPr>
+      <w:r>
+        <w:t xml:space="preserve">(High) At the end of Day 2, evaluate the team’s own lab on the lab rubric (safety, the dish, teamwork) and write one change the team would make if it cooked the dish again.</w:t>
       </w:r>
     </w:p>
     <w:p>
@@ -361,7 +379,7 @@
       <w:pPr>
         <w:numPr>
           <w:ilvl w:val="0"/>
-          <w:numId w:val="1002"/>
+          <w:numId w:val="1003"/>
         </w:numPr>
         <w:pStyle w:val="Compact"/>
       </w:pPr>
@@ -382,7 +400,7 @@
       <w:pPr>
         <w:numPr>
           <w:ilvl w:val="0"/>
-          <w:numId w:val="1002"/>
+          <w:numId w:val="1003"/>
         </w:numPr>
         <w:pStyle w:val="Compact"/>
       </w:pPr>
@@ -409,7 +427,7 @@
       <w:pPr>
         <w:numPr>
           <w:ilvl w:val="0"/>
-          <w:numId w:val="1002"/>
+          <w:numId w:val="1003"/>
         </w:numPr>
         <w:pStyle w:val="Compact"/>
       </w:pPr>
@@ -421,7 +439,7 @@
       <w:pPr>
         <w:numPr>
           <w:ilvl w:val="0"/>
-          <w:numId w:val="1002"/>
+          <w:numId w:val="1003"/>
         </w:numPr>
         <w:pStyle w:val="Compact"/>
       </w:pPr>
@@ -433,7 +451,7 @@
       <w:pPr>
         <w:numPr>
           <w:ilvl w:val="0"/>
-          <w:numId w:val="1002"/>
+          <w:numId w:val="1003"/>
         </w:numPr>
         <w:pStyle w:val="Compact"/>
       </w:pPr>
@@ -454,7 +472,7 @@
       <w:pPr>
         <w:numPr>
           <w:ilvl w:val="0"/>
-          <w:numId w:val="1002"/>
+          <w:numId w:val="1003"/>
         </w:numPr>
         <w:pStyle w:val="Compact"/>
       </w:pPr>
@@ -466,7 +484,7 @@
       <w:pPr>
         <w:numPr>
           <w:ilvl w:val="0"/>
-          <w:numId w:val="1002"/>
+          <w:numId w:val="1003"/>
         </w:numPr>
         <w:pStyle w:val="Compact"/>
       </w:pPr>
@@ -478,7 +496,7 @@
       <w:pPr>
         <w:numPr>
           <w:ilvl w:val="0"/>
-          <w:numId w:val="1002"/>
+          <w:numId w:val="1003"/>
         </w:numPr>
         <w:pStyle w:val="Compact"/>
       </w:pPr>
@@ -490,7 +508,7 @@
       <w:pPr>
         <w:numPr>
           <w:ilvl w:val="0"/>
-          <w:numId w:val="1002"/>
+          <w:numId w:val="1003"/>
         </w:numPr>
         <w:pStyle w:val="Compact"/>
       </w:pPr>
@@ -517,7 +535,7 @@
       <w:pPr>
         <w:numPr>
           <w:ilvl w:val="0"/>
-          <w:numId w:val="1002"/>
+          <w:numId w:val="1003"/>
         </w:numPr>
         <w:pStyle w:val="Compact"/>
       </w:pPr>
@@ -1243,37 +1261,61 @@
       <w:r>
         <w:t xml:space="preserve">Monitor understanding:</w:t>
       </w:r>
-      <w:r>
-        <w:t xml:space="preserve"> </w:t>
-      </w:r>
-      <w:r>
-        <w:t xml:space="preserve">- What is the first thing on the flowchart, and who does it?</w:t>
-      </w:r>
-      <w:r>
-        <w:t xml:space="preserve"> </w:t>
-      </w:r>
-      <w:r>
-        <w:t xml:space="preserve">- What temperature does reheated chicken have to reach? How do you know it got there?</w:t>
-      </w:r>
-      <w:r>
-        <w:t xml:space="preserve"> </w:t>
-      </w:r>
-      <w:r>
-        <w:t xml:space="preserve">- Your leftovers are on the counter at 32 minutes. Where are they at 40, and why?</w:t>
-      </w:r>
-    </w:p>
-    <w:p>
-      <w:pPr>
-        <w:pStyle w:val="BodyText"/>
+    </w:p>
+    <w:p>
+      <w:pPr>
+        <w:numPr>
+          <w:ilvl w:val="0"/>
+          <w:numId w:val="1004"/>
+        </w:numPr>
+        <w:pStyle w:val="Compact"/>
+      </w:pPr>
+      <w:r>
+        <w:t xml:space="preserve">What is the first thing on the flowchart, and who does it?</w:t>
+      </w:r>
+    </w:p>
+    <w:p>
+      <w:pPr>
+        <w:numPr>
+          <w:ilvl w:val="0"/>
+          <w:numId w:val="1004"/>
+        </w:numPr>
+        <w:pStyle w:val="Compact"/>
+      </w:pPr>
+      <w:r>
+        <w:t xml:space="preserve">What temperature does reheated chicken have to reach? How do you know it got there?</w:t>
+      </w:r>
+    </w:p>
+    <w:p>
+      <w:pPr>
+        <w:numPr>
+          <w:ilvl w:val="0"/>
+          <w:numId w:val="1004"/>
+        </w:numPr>
+        <w:pStyle w:val="Compact"/>
+      </w:pPr>
+      <w:r>
+        <w:t xml:space="preserve">Your leftovers are on the counter at 32 minutes. Where are they at 40, and why?</w:t>
+      </w:r>
+    </w:p>
+    <w:p>
+      <w:pPr>
+        <w:pStyle w:val="FirstParagraph"/>
       </w:pPr>
       <w:r>
         <w:t xml:space="preserve">Deepen learning:</w:t>
       </w:r>
-      <w:r>
-        <w:t xml:space="preserve"> </w:t>
-      </w:r>
-      <w:r>
-        <w:t xml:space="preserve">- The card says</w:t>
+    </w:p>
+    <w:p>
+      <w:pPr>
+        <w:numPr>
+          <w:ilvl w:val="0"/>
+          <w:numId w:val="1005"/>
+        </w:numPr>
+        <w:pStyle w:val="Compact"/>
+      </w:pPr>
+      <w:r>
+        <w:t xml:space="preserve">The card says</w:t>
       </w:r>
       <w:r>
         <w:t xml:space="preserve"> </w:t>
@@ -1293,17 +1335,29 @@
       <w:r>
         <w:t xml:space="preserve">What does bubbling tell you that a timer cannot?</w:t>
       </w:r>
-      <w:r>
-        <w:t xml:space="preserve"> </w:t>
-      </w:r>
-      <w:r>
-        <w:t xml:space="preserve">- Your dish cost $17 for seven tasting portions. What does that make the cost of one portion? Is that more or less than the $40 plan’s cost per person?</w:t>
-      </w:r>
-      <w:r>
-        <w:t xml:space="preserve"> </w:t>
-      </w:r>
-      <w:r>
-        <w:t xml:space="preserve">- Which role was the hardest today? Would you take it again? Why or why not?</w:t>
+    </w:p>
+    <w:p>
+      <w:pPr>
+        <w:numPr>
+          <w:ilvl w:val="0"/>
+          <w:numId w:val="1005"/>
+        </w:numPr>
+        <w:pStyle w:val="Compact"/>
+      </w:pPr>
+      <w:r>
+        <w:t xml:space="preserve">Your dish cost $17 for seven tasting portions. What does that make the cost of one portion? Is that more or less than the $40 plan’s cost per person?</w:t>
+      </w:r>
+    </w:p>
+    <w:p>
+      <w:pPr>
+        <w:numPr>
+          <w:ilvl w:val="0"/>
+          <w:numId w:val="1005"/>
+        </w:numPr>
+        <w:pStyle w:val="Compact"/>
+      </w:pPr>
+      <w:r>
+        <w:t xml:space="preserve">Which role was the hardest today? Would you take it again? Why or why not?</w:t>
       </w:r>
     </w:p>
     <w:p>
@@ -1428,7 +1482,7 @@
       <w:pPr>
         <w:numPr>
           <w:ilvl w:val="0"/>
-          <w:numId w:val="1003"/>
+          <w:numId w:val="1006"/>
         </w:numPr>
         <w:pStyle w:val="Compact"/>
       </w:pPr>
@@ -1440,7 +1494,7 @@
       <w:pPr>
         <w:numPr>
           <w:ilvl w:val="0"/>
-          <w:numId w:val="1003"/>
+          <w:numId w:val="1006"/>
         </w:numPr>
         <w:pStyle w:val="Compact"/>
       </w:pPr>
@@ -1452,7 +1506,7 @@
       <w:pPr>
         <w:numPr>
           <w:ilvl w:val="0"/>
-          <w:numId w:val="1003"/>
+          <w:numId w:val="1006"/>
         </w:numPr>
         <w:pStyle w:val="Compact"/>
       </w:pPr>
@@ -1464,7 +1518,7 @@
       <w:pPr>
         <w:numPr>
           <w:ilvl w:val="0"/>
-          <w:numId w:val="1003"/>
+          <w:numId w:val="1006"/>
         </w:numPr>
         <w:pStyle w:val="Compact"/>
       </w:pPr>
@@ -1476,7 +1530,7 @@
       <w:pPr>
         <w:numPr>
           <w:ilvl w:val="0"/>
-          <w:numId w:val="1003"/>
+          <w:numId w:val="1006"/>
         </w:numPr>
         <w:pStyle w:val="Compact"/>
       </w:pPr>
@@ -1488,7 +1542,7 @@
       <w:pPr>
         <w:numPr>
           <w:ilvl w:val="0"/>
-          <w:numId w:val="1003"/>
+          <w:numId w:val="1006"/>
         </w:numPr>
         <w:pStyle w:val="Compact"/>
       </w:pPr>
@@ -1804,7 +1858,7 @@
       <w:pPr>
         <w:numPr>
           <w:ilvl w:val="0"/>
-          <w:numId w:val="1004"/>
+          <w:numId w:val="1007"/>
         </w:numPr>
         <w:pStyle w:val="Compact"/>
       </w:pPr>
@@ -1828,7 +1882,7 @@
       <w:pPr>
         <w:numPr>
           <w:ilvl w:val="0"/>
-          <w:numId w:val="1004"/>
+          <w:numId w:val="1007"/>
         </w:numPr>
         <w:pStyle w:val="Compact"/>
       </w:pPr>
@@ -1840,7 +1894,7 @@
       <w:pPr>
         <w:numPr>
           <w:ilvl w:val="0"/>
-          <w:numId w:val="1004"/>
+          <w:numId w:val="1007"/>
         </w:numPr>
         <w:pStyle w:val="Compact"/>
       </w:pPr>
@@ -1864,7 +1918,7 @@
       <w:pPr>
         <w:numPr>
           <w:ilvl w:val="0"/>
-          <w:numId w:val="1004"/>
+          <w:numId w:val="1007"/>
         </w:numPr>
         <w:pStyle w:val="Compact"/>
       </w:pPr>
@@ -1888,7 +1942,7 @@
       <w:pPr>
         <w:numPr>
           <w:ilvl w:val="0"/>
-          <w:numId w:val="1004"/>
+          <w:numId w:val="1007"/>
         </w:numPr>
         <w:pStyle w:val="Compact"/>
       </w:pPr>
@@ -1912,7 +1966,7 @@
       <w:pPr>
         <w:numPr>
           <w:ilvl w:val="0"/>
-          <w:numId w:val="1004"/>
+          <w:numId w:val="1007"/>
         </w:numPr>
         <w:pStyle w:val="Compact"/>
       </w:pPr>
@@ -1933,7 +1987,7 @@
       <w:pPr>
         <w:numPr>
           <w:ilvl w:val="0"/>
-          <w:numId w:val="1004"/>
+          <w:numId w:val="1007"/>
         </w:numPr>
         <w:pStyle w:val="Compact"/>
       </w:pPr>
@@ -1982,7 +2036,7 @@
       <w:pPr>
         <w:numPr>
           <w:ilvl w:val="0"/>
-          <w:numId w:val="1005"/>
+          <w:numId w:val="1008"/>
         </w:numPr>
         <w:pStyle w:val="Compact"/>
       </w:pPr>
@@ -1994,7 +2048,7 @@
       <w:pPr>
         <w:numPr>
           <w:ilvl w:val="0"/>
-          <w:numId w:val="1005"/>
+          <w:numId w:val="1008"/>
         </w:numPr>
         <w:pStyle w:val="Compact"/>
       </w:pPr>
@@ -2006,7 +2060,7 @@
       <w:pPr>
         <w:numPr>
           <w:ilvl w:val="0"/>
-          <w:numId w:val="1005"/>
+          <w:numId w:val="1008"/>
         </w:numPr>
         <w:pStyle w:val="Compact"/>
       </w:pPr>
@@ -2054,7 +2108,7 @@
       <w:pPr>
         <w:numPr>
           <w:ilvl w:val="0"/>
-          <w:numId w:val="1005"/>
+          <w:numId w:val="1008"/>
         </w:numPr>
         <w:pStyle w:val="Compact"/>
       </w:pPr>
@@ -2066,7 +2120,7 @@
       <w:pPr>
         <w:numPr>
           <w:ilvl w:val="0"/>
-          <w:numId w:val="1005"/>
+          <w:numId w:val="1008"/>
         </w:numPr>
         <w:pStyle w:val="Compact"/>
       </w:pPr>
@@ -2078,7 +2132,7 @@
       <w:pPr>
         <w:numPr>
           <w:ilvl w:val="0"/>
-          <w:numId w:val="1005"/>
+          <w:numId w:val="1008"/>
         </w:numPr>
         <w:pStyle w:val="Compact"/>
       </w:pPr>
@@ -2105,7 +2159,7 @@
       <w:pPr>
         <w:numPr>
           <w:ilvl w:val="0"/>
-          <w:numId w:val="1005"/>
+          <w:numId w:val="1008"/>
         </w:numPr>
         <w:pStyle w:val="Compact"/>
       </w:pPr>
@@ -2156,7 +2210,7 @@
       <w:pPr>
         <w:numPr>
           <w:ilvl w:val="0"/>
-          <w:numId w:val="1005"/>
+          <w:numId w:val="1008"/>
         </w:numPr>
         <w:pStyle w:val="Compact"/>
       </w:pPr>
@@ -2452,6 +2506,118 @@
       </w:pPr>
     </w:lvl>
   </w:abstractNum>
+  <w:abstractNum w:abstractNumId="99411">
+    <w:nsid w:val="71315dca"/>
+    <w:multiLevelType w:val="multilevel"/>
+    <w:lvl w:ilvl="0">
+      <w:start w:val="1"/>
+      <w:numFmt w:val="decimal"/>
+      <w:lvlText w:val="%1."/>
+      <w:lvlJc w:val="left"/>
+      <w:pPr>
+        <w:tabs>
+          <w:tab w:val="num" w:pos="0"/>
+        </w:tabs>
+        <w:ind w:left="480" w:hanging="480"/>
+      </w:pPr>
+    </w:lvl>
+    <w:lvl w:ilvl="1">
+      <w:start w:val="1"/>
+      <w:numFmt w:val="decimal"/>
+      <w:lvlText w:val="%2."/>
+      <w:lvlJc w:val="left"/>
+      <w:pPr>
+        <w:tabs>
+          <w:tab w:val="num" w:pos="720"/>
+        </w:tabs>
+        <w:ind w:left="1200" w:hanging="480"/>
+      </w:pPr>
+    </w:lvl>
+    <w:lvl w:ilvl="2">
+      <w:start w:val="1"/>
+      <w:numFmt w:val="decimal"/>
+      <w:lvlText w:val="%3."/>
+      <w:lvlJc w:val="left"/>
+      <w:pPr>
+        <w:tabs>
+          <w:tab w:val="num" w:pos="1440"/>
+        </w:tabs>
+        <w:ind w:left="1920" w:hanging="480"/>
+      </w:pPr>
+    </w:lvl>
+    <w:lvl w:ilvl="3">
+      <w:start w:val="1"/>
+      <w:numFmt w:val="decimal"/>
+      <w:lvlText w:val="%4."/>
+      <w:lvlJc w:val="left"/>
+      <w:pPr>
+        <w:tabs>
+          <w:tab w:val="num" w:pos="2160"/>
+        </w:tabs>
+        <w:ind w:left="2640" w:hanging="480"/>
+      </w:pPr>
+    </w:lvl>
+    <w:lvl w:ilvl="4">
+      <w:start w:val="1"/>
+      <w:numFmt w:val="decimal"/>
+      <w:lvlText w:val="%5."/>
+      <w:lvlJc w:val="left"/>
+      <w:pPr>
+        <w:tabs>
+          <w:tab w:val="num" w:pos="2880"/>
+        </w:tabs>
+        <w:ind w:left="3360" w:hanging="480"/>
+      </w:pPr>
+    </w:lvl>
+    <w:lvl w:ilvl="5">
+      <w:start w:val="1"/>
+      <w:numFmt w:val="decimal"/>
+      <w:lvlText w:val="%6."/>
+      <w:lvlJc w:val="left"/>
+      <w:pPr>
+        <w:tabs>
+          <w:tab w:val="num" w:pos="3600"/>
+        </w:tabs>
+        <w:ind w:left="4080" w:hanging="480"/>
+      </w:pPr>
+    </w:lvl>
+    <w:lvl w:ilvl="6">
+      <w:start w:val="1"/>
+      <w:numFmt w:val="decimal"/>
+      <w:lvlText w:val="%7."/>
+      <w:lvlJc w:val="left"/>
+      <w:pPr>
+        <w:tabs>
+          <w:tab w:val="num" w:pos="4320"/>
+        </w:tabs>
+        <w:ind w:left="4800" w:hanging="480"/>
+      </w:pPr>
+    </w:lvl>
+    <w:lvl w:ilvl="7">
+      <w:start w:val="1"/>
+      <w:numFmt w:val="decimal"/>
+      <w:lvlText w:val="%8."/>
+      <w:lvlJc w:val="left"/>
+      <w:pPr>
+        <w:tabs>
+          <w:tab w:val="num" w:pos="5040"/>
+        </w:tabs>
+        <w:ind w:left="5520" w:hanging="480"/>
+      </w:pPr>
+    </w:lvl>
+    <w:lvl w:ilvl="8">
+      <w:start w:val="1"/>
+      <w:numFmt w:val="decimal"/>
+      <w:lvlText w:val="%9."/>
+      <w:lvlJc w:val="left"/>
+      <w:pPr>
+        <w:tabs>
+          <w:tab w:val="num" w:pos="5760"/>
+        </w:tabs>
+        <w:ind w:left="6240" w:hanging="480"/>
+      </w:pPr>
+    </w:lvl>
+  </w:abstractNum>
   <w:num w:numId="1000">
     <w:abstractNumId w:val="990"/>
   </w:num>
@@ -2459,7 +2625,34 @@
     <w:abstractNumId w:val="991"/>
   </w:num>
   <w:num w:numId="1002">
-    <w:abstractNumId w:val="991"/>
+    <w:abstractNumId w:val="99411"/>
+    <w:lvlOverride w:ilvl="0">
+      <w:startOverride w:val="1"/>
+    </w:lvlOverride>
+    <w:lvlOverride w:ilvl="1">
+      <w:startOverride w:val="1"/>
+    </w:lvlOverride>
+    <w:lvlOverride w:ilvl="2">
+      <w:startOverride w:val="1"/>
+    </w:lvlOverride>
+    <w:lvlOverride w:ilvl="3">
+      <w:startOverride w:val="1"/>
+    </w:lvlOverride>
+    <w:lvlOverride w:ilvl="4">
+      <w:startOverride w:val="1"/>
+    </w:lvlOverride>
+    <w:lvlOverride w:ilvl="5">
+      <w:startOverride w:val="1"/>
+    </w:lvlOverride>
+    <w:lvlOverride w:ilvl="6">
+      <w:startOverride w:val="1"/>
+    </w:lvlOverride>
+    <w:lvlOverride w:ilvl="7">
+      <w:startOverride w:val="1"/>
+    </w:lvlOverride>
+    <w:lvlOverride w:ilvl="8">
+      <w:startOverride w:val="1"/>
+    </w:lvlOverride>
   </w:num>
   <w:num w:numId="1003">
     <w:abstractNumId w:val="991"/>
@@ -2468,6 +2661,15 @@
     <w:abstractNumId w:val="991"/>
   </w:num>
   <w:num w:numId="1005">
+    <w:abstractNumId w:val="991"/>
+  </w:num>
+  <w:num w:numId="1006">
+    <w:abstractNumId w:val="991"/>
+  </w:num>
+  <w:num w:numId="1007">
+    <w:abstractNumId w:val="991"/>
+  </w:num>
+  <w:num w:numId="1008">
     <w:abstractNumId w:val="991"/>
   </w:num>
 </w:numbering>

--- a/downloads/teacher/04 Units/Unit 01 - Nutrition and Wellness - Kitchen Skills and Smart Eating/Lesson 01.20 - Budget Meal Lab.docx
+++ b/downloads/teacher/04 Units/Unit 01 - Nutrition and Wellness - Kitchen Skills and Smart Eating/Lesson 01.20 - Budget Meal Lab.docx
@@ -456,16 +456,7 @@
         <w:pStyle w:val="Compact"/>
       </w:pPr>
       <w:r>
-        <w:t xml:space="preserve">Groceries for each team’s approved dish, bought after Day 1</w:t>
-      </w:r>
-      <w:r>
-        <w:t xml:space="preserve"> </w:t>
-      </w:r>
-      <w:r>
-        <w:rPr>
-          <w:rStyle w:val="TeacherNote"/>
-        </w:rPr>
-        <w:t xml:space="preserve">[Sal: budget $20 per station, three stations per period; see the per-station costs in the fallback cards; multiply by the number of periods you teach]</w:t>
+        <w:t xml:space="preserve">Groceries for each team’s approved dish, bought after Day 1, budgeted at $20 per station and three stations per period</w:t>
       </w:r>
     </w:p>
     <w:p>
@@ -540,22 +531,7 @@
         <w:pStyle w:val="Compact"/>
       </w:pPr>
       <w:r>
-        <w:t xml:space="preserve">Setup notes: Day 1 needs no food. After Day 1, shop from the approved station cards or the fallback cards. On Day 2, preheat the oven before the first period and stage each station’s groceries in a labeled bin with the station card on top. Allergy check: on Day 1, read every approved card against the class allergy list</w:t>
-      </w:r>
-      <w:r>
-        <w:t xml:space="preserve"> </w:t>
-      </w:r>
-      <w:r>
-        <w:rPr>
-          <w:rStyle w:val="TeacherNote"/>
-        </w:rPr>
-        <w:t xml:space="preserve">[Sal: from the nurse];</w:t>
-      </w:r>
-      <w:r>
-        <w:t xml:space="preserve"> </w:t>
-      </w:r>
-      <w:r>
-        <w:t xml:space="preserve">any team whose dish touches a listed allergen takes a fallback card or swaps the ingredient. The chicken quesadilla fallback contains dairy and wheat; the pasta fallback contains wheat and dairy; the rice and bean bowl contains dairy (the cheese and sour cream can be left off one portion).</w:t>
+        <w:t xml:space="preserve">Setup notes: Day 1 needs no food. After Day 1, shop from the approved station cards or the fallback cards. On Day 2, preheat the oven before the first period and stage each station’s groceries in a labeled bin with the station card on top. Allergy check: on Day 1, read every approved card against the class allergy list; any team whose dish touches a listed allergen takes a fallback card or swaps the ingredient. The chicken quesadilla fallback contains dairy and wheat; the pasta fallback contains wheat and dairy; the rice and bean bowl contains dairy (the cheese and sour cream can be left off one portion).</w:t>
       </w:r>
     </w:p>
     <w:p>
@@ -931,12 +907,20 @@
               <w:jc w:val="left"/>
             </w:pPr>
             <w:r>
+              <w:t xml:space="preserve">See Closure.</w:t>
+            </w:r>
+          </w:p>
+        </w:tc>
+        <w:tc>
+          <w:p>
+            <w:pPr>
+              <w:pStyle w:val="Compact"/>
+              <w:jc w:val="left"/>
+            </w:pPr>
+            <w:r>
               <w:t xml:space="preserve">4 min</w:t>
             </w:r>
           </w:p>
-        </w:tc>
-        <w:tc>
-          <w:p/>
         </w:tc>
       </w:tr>
       <w:tr>
@@ -1016,25 +1000,7 @@
               <w:jc w:val="left"/>
             </w:pPr>
             <w:r>
-              <w:t xml:space="preserve">Say</w:t>
-            </w:r>
-            <w:r>
-              <w:t xml:space="preserve"> </w:t>
-            </w:r>
-            <w:r>
-              <w:t xml:space="preserve">“</w:t>
-            </w:r>
-            <w:r>
-              <w:t xml:space="preserve">hands empty, eyes here</w:t>
-            </w:r>
-            <w:r>
-              <w:t xml:space="preserve">”</w:t>
-            </w:r>
-            <w:r>
-              <w:t xml:space="preserve"> </w:t>
-            </w:r>
-            <w:r>
-              <w:t xml:space="preserve">and give the three reminders: the oven and the colander are mine; no knives exist today; the Safety Checker calls the two-hour rule at cleanup. Start the timers.</w:t>
+              <w:t xml:space="preserve">Give the reset cue (lights, countdown, hands empty) and the three reminders: the oven and the colander are mine; no knives exist today; the Safety Checker calls the two-hour rule at cleanup. Start the timers.</w:t>
             </w:r>
           </w:p>
         </w:tc>
@@ -1465,7 +1431,7 @@
         <w:t xml:space="preserve"> </w:t>
       </w:r>
       <w:r>
-        <w:t xml:space="preserve">Day 2: the self-assessment on the back of the station card (three objectives, 1 to 4 each) and one sentence: "If we cooked this again, we would ___." The Station Manager reads the sentence aloud as the team leaves.</w:t>
+        <w:t xml:space="preserve">Day 2: the self-assessment on the back of the station card (three objectives plus the safety and sanitation row, 1 to 4 each) and one sentence: "If we cooked this again, we would ___." The Station Manager reads the sentence aloud as the team leaves.</w:t>
       </w:r>
     </w:p>
     <w:p>
@@ -1523,7 +1489,7 @@
         <w:pStyle w:val="Compact"/>
       </w:pPr>
       <w:r>
-        <w:t xml:space="preserve">Grade 8 stretch: the card includes a cost per tasting portion and a cost per full serving, a sales tax line for the non-food items, and a critical path (the one chain of steps that cannot slip without the dish being late), which is the Gantt idea from Sal’s lesson packages.</w:t>
+        <w:t xml:space="preserve">Grade 8 stretch: the card includes a cost per tasting portion and a cost per full serving, a sales tax line for the non-food items, and a critical path (the one chain of steps that cannot slip without the dish being late), which is the Gantt idea from my lesson packages.</w:t>
       </w:r>
     </w:p>
     <w:p>
@@ -1547,22 +1513,7 @@
         <w:pStyle w:val="Compact"/>
       </w:pPr>
       <w:r>
-        <w:t xml:space="preserve">No-kitchen or no-machine alternative: the team builds its plated dinner from the food cards (the Unit 1 food card set, one card per ingredient with a picture and a price) on a paper plate template, arranged by MyPlate section, with the costed plan beside it. Then the team assembles a no-cook component for real: a salad (bagged greens, canned beans, shredded cheese, bottled dressing, no knives) or a cold wrap (tortilla, pre-cooked deli chicken or beans, cheese, salsa) using the same roles, the same flowchart, the same place setting, and the same clean and station check. Cost per station for the no-cook version is about $12</w:t>
-      </w:r>
-      <w:r>
-        <w:t xml:space="preserve"> </w:t>
-      </w:r>
-      <w:r>
-        <w:rPr>
-          <w:rStyle w:val="TeacherNote"/>
-        </w:rPr>
-        <w:t xml:space="preserve">[update from this week’s circular].</w:t>
-      </w:r>
-      <w:r>
-        <w:t xml:space="preserve"> </w:t>
-      </w:r>
-      <w:r>
-        <w:t xml:space="preserve">Rubric 01 criterion 3 is scored on the no-cook assembly.</w:t>
+        <w:t xml:space="preserve">No-kitchen or no-machine alternative: the team builds its plated dinner from the food cards (the Unit 1 food card set, one card per ingredient with a picture and a price) on a paper plate template, arranged by MyPlate section, with the costed plan beside it. Then the team assembles a no-cook component for real: a salad (bagged greens, canned beans, shredded cheese, bottled dressing, no knives) or a cold wrap (tortilla, pre-cooked deli chicken or beans, cheese, salsa) using the same roles, the same flowchart, the same place setting, and the same clean and station check. Cost per station for the no-cook version is about $12. Rubric 01 criterion 3 is scored on the no-cook assembly.</w:t>
       </w:r>
     </w:p>
     <w:p>
@@ -1747,7 +1698,7 @@
               <w:jc w:val="left"/>
             </w:pPr>
             <w:r>
-              <w:t xml:space="preserve">Summative; lab rubric (three objectives, 1 to 4 each, 12 points, per the grading plan) and Rubric 01 criterion 3 (the cooked dish, safety, and teamwork)</w:t>
+              <w:t xml:space="preserve">Summative; lab rubric (three objectives plus a safety and sanitation row, 1 to 4 each, 16 points, per the grading plan) and Rubric 01 criterion 3 (the cooked dish, safety, and teamwork)</w:t>
             </w:r>
           </w:p>
         </w:tc>
@@ -1833,15 +1784,6 @@
       </w:pPr>
       <w:r>
         <w:t xml:space="preserve">Math: cost per portion and scaling are ratio work. Science: heat, boiling, and the 165 F rule are the science teacher’s thermal energy and microbe lessons in one pot. Community: a local restaurant cook or the school cafeteria manager watching the cook phase and giving one piece of feedback per station is a fifteen-minute visit that students remember.</w:t>
-      </w:r>
-      <w:r>
-        <w:t xml:space="preserve"> </w:t>
-      </w:r>
-      <w:r>
-        <w:rPr>
-          <w:rStyle w:val="TeacherNote"/>
-        </w:rPr>
-        <w:t xml:space="preserve">[Sal: the cafeteria manager is in the building already.]</w:t>
       </w:r>
     </w:p>
     <w:p>
@@ -1973,15 +1915,6 @@
       <w:r>
         <w:t xml:space="preserve">USDA safe minimum internal temperature for reheated leftovers and poultry (165 F), FoodSafety.gov.</w:t>
       </w:r>
-      <w:r>
-        <w:t xml:space="preserve"> </w:t>
-      </w:r>
-      <w:r>
-        <w:rPr>
-          <w:rStyle w:val="TeacherNote"/>
-        </w:rPr>
-        <w:t xml:space="preserve">[Sal: add the link on the site.]</w:t>
-      </w:r>
     </w:p>
     <w:p>
       <w:pPr>
@@ -1992,16 +1925,7 @@
         <w:pStyle w:val="Compact"/>
       </w:pPr>
       <w:r>
-        <w:t xml:space="preserve">Sal’s own materials: the King Kullen station cards, master flowchart, and menu options (</w:t>
-      </w:r>
-      <w:r>
-        <w:rPr>
-          <w:rStyle w:val="VerbatimChar"/>
-        </w:rPr>
-        <w:t xml:space="preserve">Education/TeachingWork/LessonPlans/education_teaching_facs_kingkullen_*_2026_03.pdf</w:t>
-      </w:r>
-      <w:r>
-        <w:t xml:space="preserve">): the seven-student station, the constraints line, the</w:t>
+        <w:t xml:space="preserve">My own materials: the supermarket station cards, master flowchart, and menu options: the seven-student station, the constraints line, the</w:t>
       </w:r>
       <w:r>
         <w:t xml:space="preserve"> </w:t>
@@ -2019,7 +1943,7 @@
         <w:t xml:space="preserve"> </w:t>
       </w:r>
       <w:r>
-        <w:t xml:space="preserve">checklist, the teacher-drains-pasta rule, and the rotisserie chicken shredded with two forks. The role card structure (core roles plus expansion roles) and the PREP, COOK, PLATE and EAT, CLEAN timeline from his three FACS Cooking Lesson Packages. The Budget Meal Lab idea from his FNES 563 draft unit calendar.</w:t>
+        <w:t xml:space="preserve">checklist, the teacher-drains-pasta rule, and the rotisserie chicken shredded with two forks. The role card structure (core roles plus expansion roles) and the PREP, COOK, PLATE and EAT, CLEAN timeline from my three FACS Cooking Lesson Packages. The Budget Meal Lab idea from my draft unit calendar.</w:t>
       </w:r>
     </w:p>
     <w:p>
@@ -2137,88 +2061,7 @@
         <w:pStyle w:val="Compact"/>
       </w:pPr>
       <w:r>
-        <w:t xml:space="preserve">Cost estimate per station for the three fallback dishes (prices for a Long Island supermarket, September 2026, every one marked</w:t>
-      </w:r>
-      <w:r>
-        <w:t xml:space="preserve"> </w:t>
-      </w:r>
-      <w:r>
-        <w:rPr>
-          <w:rStyle w:val="TeacherNote"/>
-        </w:rPr>
-        <w:t xml:space="preserve">[update from this week’s circular]</w:t>
-      </w:r>
-      <w:r>
-        <w:t xml:space="preserve"> </w:t>
-      </w:r>
-      <w:r>
-        <w:t xml:space="preserve">on the cards): rice and bean bowl about $13.33; pasta with vegetables and jarred sauce about $11.05; pre-cooked chicken quesadillas about $17.64. All three under the $20 cap. One period with one of each is about $42.02; per-period cost with three teams on their own dishes will vary but is capped at $60.</w:t>
-      </w:r>
-    </w:p>
-    <w:p>
-      <w:pPr>
-        <w:numPr>
-          <w:ilvl w:val="0"/>
-          <w:numId w:val="1008"/>
-        </w:numPr>
-        <w:pStyle w:val="Compact"/>
-      </w:pPr>
-      <w:r>
-        <w:rPr>
-          <w:rStyle w:val="TeacherNote"/>
-        </w:rPr>
-        <w:t xml:space="preserve">[Sal: your master flowchart said</w:t>
-      </w:r>
-      <w:r>
-        <w:rPr>
-          <w:rStyle w:val="TeacherNote"/>
-        </w:rPr>
-        <w:t xml:space="preserve"> </w:t>
-      </w:r>
-      <w:r>
-        <w:rPr>
-          <w:rStyle w:val="TeacherNote"/>
-        </w:rPr>
-        <w:t xml:space="preserve">“</w:t>
-      </w:r>
-      <w:r>
-        <w:rPr>
-          <w:rStyle w:val="TeacherNote"/>
-        </w:rPr>
-        <w:t xml:space="preserve">ONE PERIOD (50 min)</w:t>
-      </w:r>
-      <w:r>
-        <w:rPr>
-          <w:rStyle w:val="TeacherNote"/>
-        </w:rPr>
-        <w:t xml:space="preserve">”</w:t>
-      </w:r>
-      <w:r>
-        <w:rPr>
-          <w:rStyle w:val="TeacherNote"/>
-        </w:rPr>
-        <w:t xml:space="preserve"> </w:t>
-      </w:r>
-      <w:r>
-        <w:rPr>
-          <w:rStyle w:val="TeacherNote"/>
-        </w:rPr>
-        <w:t xml:space="preserve">but every recipe sheet said 40. This lab is written for 40. If your school has 50-minute periods, the cook phase gets the extra ten.]</w:t>
-      </w:r>
-    </w:p>
-    <w:p>
-      <w:pPr>
-        <w:numPr>
-          <w:ilvl w:val="0"/>
-          <w:numId w:val="1008"/>
-        </w:numPr>
-        <w:pStyle w:val="Compact"/>
-      </w:pPr>
-      <w:r>
-        <w:rPr>
-          <w:rStyle w:val="TeacherNote"/>
-        </w:rPr>
-        <w:t xml:space="preserve">[Sal: decide whether the teams’ own shopping lists go to you or to the school’s purchasing process. The card is written so it can be the purchase order.]</w:t>
+        <w:t xml:space="preserve">Cost estimate per station for the three fallback dishes (prices for a Long Island supermarket, September 2026, every one on the cards, to be refreshed from the current circular): rice and bean bowl about $13.33; pasta with vegetables and jarred sauce about $11.05; pre-cooked chicken quesadillas about $17.64. All three under the $20 cap. One period with one of each is about $42.02; per-period cost with three teams on their own dishes will vary but is capped at $60.</w:t>
       </w:r>
     </w:p>
     <w:sectPr>
